--- a/docs/cadrage_of_event.docx
+++ b/docs/cadrage_of_event.docx
@@ -2221,6 +2221,72 @@
           </w:p>
         </w:tc>
       </w:tr>
+      <w:tr>
+        <w:tc>
+          <w:tcPr>
+            <w:tcW w:type="dxa" w:w="4320"/>
+          </w:tcPr>
+          <w:p>
+            <w:r>
+              <w:t>**Plan de travail journalier opérateur**</w:t>
+            </w:r>
+          </w:p>
+        </w:tc>
+        <w:tc>
+          <w:tcPr>
+            <w:tcW w:type="dxa" w:w="4320"/>
+          </w:tcPr>
+          <w:p>
+            <w:r>
+              <w:t>À développer</w:t>
+            </w:r>
+          </w:p>
+        </w:tc>
+      </w:tr>
+      <w:tr>
+        <w:tc>
+          <w:tcPr>
+            <w:tcW w:type="dxa" w:w="4320"/>
+          </w:tcPr>
+          <w:p>
+            <w:r>
+              <w:t>**Dashboard superviseur — avancement OFs+SOs**</w:t>
+            </w:r>
+          </w:p>
+        </w:tc>
+        <w:tc>
+          <w:tcPr>
+            <w:tcW w:type="dxa" w:w="4320"/>
+          </w:tcPr>
+          <w:p>
+            <w:r>
+              <w:t>À développer</w:t>
+            </w:r>
+          </w:p>
+        </w:tc>
+      </w:tr>
+      <w:tr>
+        <w:tc>
+          <w:tcPr>
+            <w:tcW w:type="dxa" w:w="4320"/>
+          </w:tcPr>
+          <w:p>
+            <w:r>
+              <w:t>**Dashboard superviseur — événements réel vs attendu jour**</w:t>
+            </w:r>
+          </w:p>
+        </w:tc>
+        <w:tc>
+          <w:tcPr>
+            <w:tcW w:type="dxa" w:w="4320"/>
+          </w:tcPr>
+          <w:p>
+            <w:r>
+              <w:t>À développer</w:t>
+            </w:r>
+          </w:p>
+        </w:tc>
+      </w:tr>
     </w:tbl>
     <w:p>
       <w:r>
@@ -2598,6 +2664,28 @@
           </w:p>
         </w:tc>
       </w:tr>
+      <w:tr>
+        <w:tc>
+          <w:tcPr>
+            <w:tcW w:type="dxa" w:w="4320"/>
+          </w:tcPr>
+          <w:p>
+            <w:r>
+              <w:t>**Plan de travail journalier planificateur**</w:t>
+            </w:r>
+          </w:p>
+        </w:tc>
+        <w:tc>
+          <w:tcPr>
+            <w:tcW w:type="dxa" w:w="4320"/>
+          </w:tcPr>
+          <w:p>
+            <w:r>
+              <w:t>À développer</w:t>
+            </w:r>
+          </w:p>
+        </w:tc>
+      </w:tr>
     </w:tbl>
     <w:p>
       <w:pPr>

--- a/docs/cadrage_of_event.docx
+++ b/docs/cadrage_of_event.docx
@@ -2074,7 +2074,7 @@
           </w:tcPr>
           <w:p>
             <w:r>
-              <w:t>Analyse causes racines</w:t>
+              <w:t>**Matrice d'analyse des causes racines** (règles R-RC-XX + `top_causes_across_deviations`)</w:t>
             </w:r>
           </w:p>
         </w:tc>
@@ -4951,6 +4951,466 @@
     <w:p>
       <w:r>
         <w:t>des rôles).</w:t>
+      </w:r>
+    </w:p>
+    <w:p>
+      <w:pPr>
+        <w:pStyle w:val="Heading2"/>
+      </w:pPr>
+      <w:r>
+        <w:t>11bis. Roadmap incrémentale de déploiement (V1)</w:t>
+      </w:r>
+    </w:p>
+    <w:p>
+      <w:r>
+        <w:t>L'implantation de la couche gestion événementielle est structurée</w:t>
+      </w:r>
+    </w:p>
+    <w:p>
+      <w:r>
+        <w:t>en 6 étapes (0-5) validées par l'étude expérimentale de composition</w:t>
+      </w:r>
+    </w:p>
+    <w:p>
+      <w:r>
+        <w:t>additive. Chaque étape livre une valeur mesurable et peut constituer</w:t>
+      </w:r>
+    </w:p>
+    <w:p>
+      <w:r>
+        <w:t>un point de sortie ROI.</w:t>
+      </w:r>
+    </w:p>
+    <w:tbl>
+      <w:tblPr>
+        <w:tblStyle w:val="LightGrid-Accent1"/>
+        <w:tblW w:type="auto" w:w="0"/>
+        <w:tblLook w:firstColumn="1" w:firstRow="1" w:lastColumn="0" w:lastRow="0" w:noHBand="0" w:noVBand="1" w:val="04A0"/>
+      </w:tblPr>
+      <w:tblGrid>
+        <w:gridCol w:w="1728"/>
+        <w:gridCol w:w="1728"/>
+        <w:gridCol w:w="1728"/>
+        <w:gridCol w:w="1728"/>
+        <w:gridCol w:w="1728"/>
+      </w:tblGrid>
+      <w:tr>
+        <w:tc>
+          <w:tcPr>
+            <w:tcW w:type="dxa" w:w="1728"/>
+          </w:tcPr>
+          <w:p>
+            <w:r>
+              <w:rPr>
+                <w:b/>
+              </w:rPr>
+              <w:t>Étape</w:t>
+            </w:r>
+          </w:p>
+        </w:tc>
+        <w:tc>
+          <w:tcPr>
+            <w:tcW w:type="dxa" w:w="1728"/>
+          </w:tcPr>
+          <w:p>
+            <w:r>
+              <w:rPr>
+                <w:b/>
+              </w:rPr>
+              <w:t>Contenu</w:t>
+            </w:r>
+          </w:p>
+        </w:tc>
+        <w:tc>
+          <w:tcPr>
+            <w:tcW w:type="dxa" w:w="1728"/>
+          </w:tcPr>
+          <w:p>
+            <w:r>
+              <w:rPr>
+                <w:b/>
+              </w:rPr>
+              <w:t>Valeur cumulée</w:t>
+            </w:r>
+          </w:p>
+        </w:tc>
+        <w:tc>
+          <w:tcPr>
+            <w:tcW w:type="dxa" w:w="1728"/>
+          </w:tcPr>
+          <w:p>
+            <w:r>
+              <w:rPr>
+                <w:b/>
+              </w:rPr>
+              <w:t>Coût</w:t>
+            </w:r>
+          </w:p>
+        </w:tc>
+        <w:tc>
+          <w:tcPr>
+            <w:tcW w:type="dxa" w:w="1728"/>
+          </w:tcPr>
+          <w:p>
+            <w:r>
+              <w:rPr>
+                <w:b/>
+              </w:rPr>
+              <w:t>Durée</w:t>
+            </w:r>
+          </w:p>
+        </w:tc>
+      </w:tr>
+      <w:tr>
+        <w:tc>
+          <w:tcPr>
+            <w:tcW w:type="dxa" w:w="1728"/>
+          </w:tcPr>
+          <w:p>
+            <w:r>
+              <w:t>0</w:t>
+            </w:r>
+          </w:p>
+        </w:tc>
+        <w:tc>
+          <w:tcPr>
+            <w:tcW w:type="dxa" w:w="1728"/>
+          </w:tcPr>
+          <w:p>
+            <w:r>
+              <w:t>Baseline OF pur mesuré</w:t>
+            </w:r>
+          </w:p>
+        </w:tc>
+        <w:tc>
+          <w:tcPr>
+            <w:tcW w:type="dxa" w:w="1728"/>
+          </w:tcPr>
+          <w:p>
+            <w:r>
+              <w:t>Référence</w:t>
+            </w:r>
+          </w:p>
+        </w:tc>
+        <w:tc>
+          <w:tcPr>
+            <w:tcW w:type="dxa" w:w="1728"/>
+          </w:tcPr>
+          <w:p>
+            <w:r>
+              <w:t>Nul</w:t>
+            </w:r>
+          </w:p>
+        </w:tc>
+        <w:tc>
+          <w:tcPr>
+            <w:tcW w:type="dxa" w:w="1728"/>
+          </w:tcPr>
+          <w:p>
+            <w:r>
+              <w:t>2-4 sem</w:t>
+            </w:r>
+          </w:p>
+        </w:tc>
+      </w:tr>
+      <w:tr>
+        <w:tc>
+          <w:tcPr>
+            <w:tcW w:type="dxa" w:w="1728"/>
+          </w:tcPr>
+          <w:p>
+            <w:r>
+              <w:t>**1**</w:t>
+            </w:r>
+          </w:p>
+        </w:tc>
+        <w:tc>
+          <w:tcPr>
+            <w:tcW w:type="dxa" w:w="1728"/>
+          </w:tcPr>
+          <w:p>
+            <w:r>
+              <w:t>**Event capture + boucle physique corrective L5.2+L8.1**</w:t>
+            </w:r>
+          </w:p>
+        </w:tc>
+        <w:tc>
+          <w:tcPr>
+            <w:tcW w:type="dxa" w:w="1728"/>
+          </w:tcPr>
+          <w:p>
+            <w:r>
+              <w:t>**−80 % nervosité**</w:t>
+            </w:r>
+          </w:p>
+        </w:tc>
+        <w:tc>
+          <w:tcPr>
+            <w:tcW w:type="dxa" w:w="1728"/>
+          </w:tcPr>
+          <w:p>
+            <w:r>
+              <w:t>Fort</w:t>
+            </w:r>
+          </w:p>
+        </w:tc>
+        <w:tc>
+          <w:tcPr>
+            <w:tcW w:type="dxa" w:w="1728"/>
+          </w:tcPr>
+          <w:p>
+            <w:r>
+              <w:t>8-12 sem</w:t>
+            </w:r>
+          </w:p>
+        </w:tc>
+      </w:tr>
+      <w:tr>
+        <w:tc>
+          <w:tcPr>
+            <w:tcW w:type="dxa" w:w="1728"/>
+          </w:tcPr>
+          <w:p>
+            <w:r>
+              <w:t>2</w:t>
+            </w:r>
+          </w:p>
+        </w:tc>
+        <w:tc>
+          <w:tcPr>
+            <w:tcW w:type="dxa" w:w="1728"/>
+          </w:tcPr>
+          <w:p>
+            <w:r>
+              <w:t>Filtre dual tolérances (seuils data-driven)</w:t>
+            </w:r>
+          </w:p>
+        </w:tc>
+        <w:tc>
+          <w:tcPr>
+            <w:tcW w:type="dxa" w:w="1728"/>
+          </w:tcPr>
+          <w:p>
+            <w:r>
+              <w:t>−4 % €/u</w:t>
+            </w:r>
+          </w:p>
+        </w:tc>
+        <w:tc>
+          <w:tcPr>
+            <w:tcW w:type="dxa" w:w="1728"/>
+          </w:tcPr>
+          <w:p>
+            <w:r>
+              <w:t>Moyen</w:t>
+            </w:r>
+          </w:p>
+        </w:tc>
+        <w:tc>
+          <w:tcPr>
+            <w:tcW w:type="dxa" w:w="1728"/>
+          </w:tcPr>
+          <w:p>
+            <w:r>
+              <w:t>4-6 sem</w:t>
+            </w:r>
+          </w:p>
+        </w:tc>
+      </w:tr>
+      <w:tr>
+        <w:tc>
+          <w:tcPr>
+            <w:tcW w:type="dxa" w:w="1728"/>
+          </w:tcPr>
+          <w:p>
+            <w:r>
+              <w:t>3</w:t>
+            </w:r>
+          </w:p>
+        </w:tc>
+        <w:tc>
+          <w:tcPr>
+            <w:tcW w:type="dxa" w:w="1728"/>
+          </w:tcPr>
+          <w:p>
+            <w:r>
+              <w:t>Matrice causes racines + apprentissage boucle longue</w:t>
+            </w:r>
+          </w:p>
+        </w:tc>
+        <w:tc>
+          <w:tcPr>
+            <w:tcW w:type="dxa" w:w="1728"/>
+          </w:tcPr>
+          <w:p>
+            <w:r>
+              <w:t>RETEX + suggestions params</w:t>
+            </w:r>
+          </w:p>
+        </w:tc>
+        <w:tc>
+          <w:tcPr>
+            <w:tcW w:type="dxa" w:w="1728"/>
+          </w:tcPr>
+          <w:p>
+            <w:r>
+              <w:t>Moyen</w:t>
+            </w:r>
+          </w:p>
+        </w:tc>
+        <w:tc>
+          <w:tcPr>
+            <w:tcW w:type="dxa" w:w="1728"/>
+          </w:tcPr>
+          <w:p>
+            <w:r>
+              <w:t>6-8 sem</w:t>
+            </w:r>
+          </w:p>
+        </w:tc>
+      </w:tr>
+      <w:tr>
+        <w:tc>
+          <w:tcPr>
+            <w:tcW w:type="dxa" w:w="1728"/>
+          </w:tcPr>
+          <w:p>
+            <w:r>
+              <w:t>4</w:t>
+            </w:r>
+          </w:p>
+        </w:tc>
+        <w:tc>
+          <w:tcPr>
+            <w:tcW w:type="dxa" w:w="1728"/>
+          </w:tcPr>
+          <w:p>
+            <w:r>
+              <w:t>Filtre dual mémoire + V13.C skip-latency</w:t>
+            </w:r>
+          </w:p>
+        </w:tc>
+        <w:tc>
+          <w:tcPr>
+            <w:tcW w:type="dxa" w:w="1728"/>
+          </w:tcPr>
+          <w:p>
+            <w:r>
+              <w:t>Maturité data-driven</w:t>
+            </w:r>
+          </w:p>
+        </w:tc>
+        <w:tc>
+          <w:tcPr>
+            <w:tcW w:type="dxa" w:w="1728"/>
+          </w:tcPr>
+          <w:p>
+            <w:r>
+              <w:t>Faible</w:t>
+            </w:r>
+          </w:p>
+        </w:tc>
+        <w:tc>
+          <w:tcPr>
+            <w:tcW w:type="dxa" w:w="1728"/>
+          </w:tcPr>
+          <w:p>
+            <w:r>
+              <w:t>4 sem+</w:t>
+            </w:r>
+          </w:p>
+        </w:tc>
+      </w:tr>
+      <w:tr>
+        <w:tc>
+          <w:tcPr>
+            <w:tcW w:type="dxa" w:w="1728"/>
+          </w:tcPr>
+          <w:p>
+            <w:r>
+              <w:t>5</w:t>
+            </w:r>
+          </w:p>
+        </w:tc>
+        <w:tc>
+          <w:tcPr>
+            <w:tcW w:type="dxa" w:w="1728"/>
+          </w:tcPr>
+          <w:p>
+            <w:r>
+              <w:t>Delta engine + matrice sélecteur d'algo (V12.3+V12.5)</w:t>
+            </w:r>
+          </w:p>
+        </w:tc>
+        <w:tc>
+          <w:tcPr>
+            <w:tcW w:type="dxa" w:w="1728"/>
+          </w:tcPr>
+          <w:p>
+            <w:r>
+              <w:t>Automatisation avancée</w:t>
+            </w:r>
+          </w:p>
+        </w:tc>
+        <w:tc>
+          <w:tcPr>
+            <w:tcW w:type="dxa" w:w="1728"/>
+          </w:tcPr>
+          <w:p>
+            <w:r>
+              <w:t>Moyen</w:t>
+            </w:r>
+          </w:p>
+        </w:tc>
+        <w:tc>
+          <w:tcPr>
+            <w:tcW w:type="dxa" w:w="1728"/>
+          </w:tcPr>
+          <w:p>
+            <w:r>
+              <w:t>6-8 sem</w:t>
+            </w:r>
+          </w:p>
+        </w:tc>
+      </w:tr>
+    </w:tbl>
+    <w:p>
+      <w:r>
+        <w:t xml:space="preserve">Étape 1 est </w:t>
+      </w:r>
+      <w:r>
+        <w:rPr>
+          <w:b/>
+        </w:rPr>
+        <w:t>impérative</w:t>
+      </w:r>
+      <w:r>
+        <w:t xml:space="preserve"> (fondation) ; les étapes 2 à 5 sont</w:t>
+      </w:r>
+    </w:p>
+    <w:p>
+      <w:r>
+        <w:t>capitalisables indépendamment.</w:t>
+      </w:r>
+    </w:p>
+    <w:p>
+      <w:r>
+        <w:t>Terminologie : « Étapes 0-5 » désignent les phases de déploiement,</w:t>
+      </w:r>
+    </w:p>
+    <w:p>
+      <w:r>
+        <w:t>à ne pas confondre avec les gates doctrinales P1-P4 (promotion,</w:t>
+      </w:r>
+    </w:p>
+    <w:p>
+      <w:r>
+        <w:t>lissage, freeze, clôture) qui structurent le cycle interne d'une</w:t>
+      </w:r>
+    </w:p>
+    <w:p>
+      <w:r>
+        <w:t>demande.</w:t>
       </w:r>
     </w:p>
     <w:p>
